--- a/review/response_to_reviewers.docx
+++ b/review/response_to_reviewers.docx
@@ -33,7 +33,19 @@
         <w:pStyle w:val="Corpsdetexte"/>
       </w:pPr>
       <w:r>
-        <w:t>The most significant change concerns the treatment of India. During the revision process, we investigated why India’s PA coverage in our data was so low relative to commonly cited figures. We ralized that the World Database on Protected Areas (WDPA) contains no nationally designated protected areas for India – neither in the May 2021 release used in our analysis nor in the March 2026 release. The WDPA records only internationally designated sites for India (Ramsar wetlands, World Heritage sites, and UNESCO-MAB Biosphere Reserves), covering approximately 0.5% of India’s territory, whereas India’s actual PA network exceeds 900 nationally designated sites covering roughly 5% of its land area. This data gap, which has been acknowledged in the literature (Wani et al. 2025; Zhang et al. 2025), means that including India in a global analysis based on the WDPA would produce erroneous results. India has accordingly been excluded from the analysis, reducing the sample from 76 to 75 LMICs.</w:t>
+        <w:t xml:space="preserve">The revised manuscript now focuses explicitly on quantifying the demographic scale implied by spatial exposure definitions commonly used in the protected area impact evaluation literature. The paper no longer frames populations living near protected areas as being </w:t>
+      </w:r>
+      <w:r>
+        <w:t>"</w:t>
+      </w:r>
+      <w:r>
+        <w:t>affected by</w:t>
+      </w:r>
+      <w:r>
+        <w:t>"</w:t>
+      </w:r>
+      <w:r>
+        <w:t xml:space="preserve"> conservation policies and does not attempt to estimate social or economic impacts. Instead, it documents the magnitude and composition of populations encompassed by commonly used proximity criteria.</w:t>
       </w:r>
     </w:p>
     <w:p>
@@ -41,7 +53,7 @@
         <w:pStyle w:val="Corpsdetexte"/>
       </w:pPr>
       <w:r>
-        <w:t>This discovery has a direct bearing on Referee 2’s Comment 2, which questioned the initial manuscript’s treatment of India. The reviewer was right to be sceptical: what we had framed as an “influence diagnostic” was in fact an artefact of missing data. The exclusion of India is, we believe, a more honest and defensible choice than reporting results that are mechanically depressed by a known WDPA data gap.</w:t>
+        <w:t>Several major revisions were implemented in response to the reviewers’ comments. First, we investigated an anomaly raised during the review process concerning India’s protected area coverage in the World Database on Protected Areas (WDPA). We found that the WDPA currently contains no nationally designated protected areas for India, recording only internationally designated sites (Ramsar wetlands, World Heritage sites, and UNESCO–MAB Biosphere Reserves). Because India represents a large share of the population in our sample, including it with incomplete protected area data would bias aggregate estimates. We therefore excluded India from the analysis, reducing the sample from 76 to 75 low- and lower-middle-income countries.</w:t>
       </w:r>
     </w:p>
     <w:p>
@@ -49,7 +61,31 @@
         <w:pStyle w:val="Corpsdetexte"/>
       </w:pPr>
       <w:r>
-        <w:t>Other major changes include: reframing the paper to speak directly to the PA impact evaluation literature; decomposing all results by IUCN management category; replacing WorldPop with GHSL as primary dataset; removing all policy recommendations; and adding a detailed treatment of temporal uncertainty from missing designation years. Each change is described below in response to the relevant reviewer comment.</w:t>
+        <w:t xml:space="preserve">Second, we replaced </w:t>
+      </w:r>
+      <w:proofErr w:type="spellStart"/>
+      <w:r>
+        <w:t>WorldPop</w:t>
+      </w:r>
+      <w:proofErr w:type="spellEnd"/>
+      <w:r>
+        <w:t xml:space="preserve"> with the Global Human Settlement Layer (GHSL) as the primary population dataset, following recent assessments of gridded population products, and we now use </w:t>
+      </w:r>
+      <w:proofErr w:type="spellStart"/>
+      <w:r>
+        <w:t>WorldPop</w:t>
+      </w:r>
+      <w:proofErr w:type="spellEnd"/>
+      <w:r>
+        <w:t xml:space="preserve"> as a robustness check. Third, we removed the DHS-based validation exercise that appeared in the initial submission. Fourth, we now decompose all results by IUCN protected area management category (strict, non-strict, and unclassified) to account for differences in conservation regimes. Finally, we removed all policy recommendations and expanded the discussion of the paper’s scope and limitations, including the implications of missing designation years in the WDPA and the inability of gridded population data to identify indigenous or traditional communities.</w:t>
+      </w:r>
+    </w:p>
+    <w:p>
+      <w:pPr>
+        <w:pStyle w:val="Corpsdetexte"/>
+      </w:pPr>
+      <w:r>
+        <w:t>A summary of all substantive revisions is provided at the end of this document, and each change is described in detail below in response to the reviewers’ comments</w:t>
       </w:r>
     </w:p>
     <w:p>
@@ -66,15 +102,24 @@
       <w:pPr>
         <w:pStyle w:val="FirstParagraph"/>
       </w:pPr>
+      <w:r>
+        <w:t>Comment 1</w:t>
+      </w:r>
       <w:r>
         <w:rPr>
           <w:b/>
           <w:bCs/>
         </w:rPr>
-        <w:t>Comment 1</w:t>
-      </w:r>
-      <w:r>
-        <w:t xml:space="preserve"> (West Bank and Gaza / PAs adjacent to high-income countries)</w:t>
+        <w:t>:</w:t>
+      </w:r>
+      <w:r>
+        <w:t xml:space="preserve"> West Bank and Gaza</w:t>
+      </w:r>
+      <w:r>
+        <w:t>,</w:t>
+      </w:r>
+      <w:r>
+        <w:t xml:space="preserve"> PAs adjacent to high-income countries</w:t>
       </w:r>
     </w:p>
     <w:p>
@@ -82,9 +127,10 @@
         <w:pStyle w:val="Corpsdetexte"/>
       </w:pPr>
       <w:r>
+        <w:lastRenderedPageBreak/>
         <w:t>We thank the reviewer for drawing attention to boundary cases such as Palestine. This question proceeds from how the geoBoundaries dataset refers to these territories and it had also raised our concern early in the project. We reported it as an issue to the geoBoundaries maintainers in Feb. 2025 (</w:t>
       </w:r>
-      <w:hyperlink r:id="rId5">
+      <w:hyperlink r:id="rId7">
         <w:r>
           <w:rPr>
             <w:rStyle w:val="Lienhypertexte"/>
@@ -93,7 +139,19 @@
         </w:r>
       </w:hyperlink>
       <w:r>
-        <w:t>), but they replied that this naming reflects their institutional referencing conventions. Following the reviewer remark and in accordance with the UN convention, we now refer to “Palestine (West Bank and Gaza)” in the revised manuscript.</w:t>
+        <w:t xml:space="preserve">), but they replied that this naming reflects their institutional referencing conventions. Following the reviewer remark and in accordance with the UN convention, we now refer to </w:t>
+      </w:r>
+      <w:r>
+        <w:t>"</w:t>
+      </w:r>
+      <w:r>
+        <w:t>Palestine (West Bank and Gaza)</w:t>
+      </w:r>
+      <w:r>
+        <w:t>"</w:t>
+      </w:r>
+      <w:r>
+        <w:t xml:space="preserve"> in the revised manuscript.</w:t>
       </w:r>
     </w:p>
     <w:p>
@@ -101,115 +159,159 @@
         <w:pStyle w:val="Corpsdetexte"/>
       </w:pPr>
       <w:r>
+        <w:t>Regarding protected areas located near national borders, we clarified in the Methods section (Analytical approach) that spatial computations are conducted within national boundaries and that proximity buffers are truncated at international borders – whether neighboring countries are low-, lower-middle-, or higher-income. This rule, consistent with the assumption that populations are nationally confined, ensures that all computations remain within the territorial limits of each country included in the analysis.</w:t>
+      </w:r>
+    </w:p>
+    <w:p>
+      <w:pPr>
+        <w:pStyle w:val="Corpsdetexte"/>
+      </w:pPr>
+      <w:r>
+        <w:t>Comment 2</w:t>
+      </w:r>
+      <w:r>
+        <w:t>:</w:t>
+      </w:r>
+      <w:r>
+        <w:t xml:space="preserve"> data</w:t>
+      </w:r>
+      <w:r>
+        <w:t xml:space="preserve"> and code sharing</w:t>
+      </w:r>
+    </w:p>
+    <w:p>
+      <w:pPr>
+        <w:pStyle w:val="Corpsdetexte"/>
+      </w:pPr>
+      <w:r>
+        <w:t xml:space="preserve">We thank the reviewer for this suggestion. The initial manuscript already indicated that </w:t>
+      </w:r>
+      <w:r>
+        <w:t>"</w:t>
+      </w:r>
+      <w:r>
+        <w:t>the GEE JavaScript code, R code, and output dataset are included in the replication package available online (Anonymized).</w:t>
+      </w:r>
+      <w:r>
+        <w:t>"</w:t>
+      </w:r>
+      <w:r>
+        <w:t xml:space="preserve"> In the revised version, we make this reference explicit by providing the repository links. The full replication package is available on GitHub (https://github.com/BETSAKA/population_near_protected_areas) and permanently archived on Software Heritage </w:t>
+      </w:r>
+      <w:r>
+        <w:tab/>
+        <w:t xml:space="preserve"> </w:t>
+      </w:r>
+      <w:r>
+        <w:t>(swh:</w:t>
+      </w:r>
+      <w:proofErr w:type="gramStart"/>
+      <w:r>
+        <w:t>1:dir</w:t>
+      </w:r>
+      <w:proofErr w:type="gramEnd"/>
+      <w:r>
+        <w:t>:2c8237e16e74d94043e37899aed0de6f262ed420). It contains all scripts and outputs required to reproduce the analysis and figures.</w:t>
+      </w:r>
+    </w:p>
+    <w:p>
+      <w:pPr>
+        <w:pStyle w:val="Corpsdetexte"/>
+      </w:pPr>
+      <w:r>
+        <w:t>Comment 3</w:t>
+      </w:r>
+      <w:r>
+        <w:t>:</w:t>
+      </w:r>
+      <w:r>
+        <w:t xml:space="preserve"> move Table 1 to appendix</w:t>
+      </w:r>
+    </w:p>
+    <w:p>
+      <w:pPr>
+        <w:pStyle w:val="Corpsdetexte"/>
+      </w:pPr>
+      <w:r>
+        <w:t>We thank the reviewer for this suggestion. In the revised manuscript, the detailed country-level table has been moved to the Supplementary Materials (now Table S1). Aggregate population magnitudes are now provided inline in the Results section. In addition, the main text includes a new table that translates common spatial exposure definitions from the impact evaluation literature (in-out comparisons, 10 km buffers, by IUCN category) into the implied population sizes. This restructuring – combined with the broader reorganization prompted by Referees 2 and 3 – substantially improves the readability of the main text while preserving the country-level detail in the appendix.</w:t>
+      </w:r>
+    </w:p>
+    <w:p>
+      <w:pPr>
+        <w:pStyle w:val="Corpsdetexte"/>
+      </w:pPr>
+      <w:r>
+        <w:t>Comment 4</w:t>
+      </w:r>
+      <w:r>
+        <w:t>:</w:t>
+      </w:r>
+      <w:r>
+        <w:t xml:space="preserve"> scale data points to total population in Figure 3.3</w:t>
+      </w:r>
+    </w:p>
+    <w:p>
+      <w:pPr>
+        <w:pStyle w:val="Corpsdetexte"/>
+      </w:pPr>
+      <w:r>
+        <w:t xml:space="preserve">The figure set has been substantially restructured in response to Referees 2 and 3, who required a decomposition by IUCN management category. The growth scatter plot the reviewer refers to (initial section 3.3) and the static 2020 scatter with population-scaled dots (initial section 3.4) have both been replaced. Population exposure is now presented through stacked bar charts decomposed by PA category (Figure 1) and a country-level lollipop chart showing temporal change (Figure 2). The reviewer’s suggestion to convey population size through dot scaling is no longer directly applicable given the new figure </w:t>
+      </w:r>
+      <w:r>
         <w:lastRenderedPageBreak/>
-        <w:t>Regarding protected areas located near national borders, we clarified in the Methods/Study Area section that buffers did not extend beyond country boundaries – whether neighboring countries were low-, lower-middle-, or higher-income. This rule, consistent with the assumption that populations are nationally confined, ensures that all computations remain within the territorial limits of each country included in the analysis.</w:t>
+        <w:t>design, but we have aimed to address the underlying concern for visual informativeness through these revised figures.</w:t>
       </w:r>
     </w:p>
     <w:p>
       <w:pPr>
         <w:pStyle w:val="Corpsdetexte"/>
-      </w:pPr>
+        <w:keepNext/>
+      </w:pPr>
+      <w:r>
+        <w:t>Comment 5</w:t>
+      </w:r>
+      <w:r>
+        <w:t>:</w:t>
+      </w:r>
+      <w:r>
+        <w:t xml:space="preserve"> swap sections 3.3 and 3.4</w:t>
+      </w:r>
+    </w:p>
+    <w:p>
+      <w:pPr>
+        <w:pStyle w:val="Corpsdetexte"/>
+      </w:pPr>
+      <w:r>
+        <w:t>The section structure has been fundamentally reorganized in the revised manuscript to accommodate the IUCN category decomposition and the new framing around impact evaluation exposure definitions. The original sections 3.3 and 3.4 have been replaced. The revised Results section proceeds as follows: population magnitudes with IUCN decomposition, change over time by PA category (Figure 1), uncertainty from missing designation years, cross-country variation (Figure 2), and robustness of GHSL vs WorldPop estimates (Figure 3). The reviewer’s original suggestion about presenting the static cross-section before the temporal change is no longer directly applicable given this new structure, which leads with aggregate magnitudes and then unpacks their temporal and cross-country components.</w:t>
+      </w:r>
+    </w:p>
+    <w:p>
+      <w:pPr>
+        <w:pStyle w:val="Corpsdetexte"/>
+      </w:pPr>
+      <w:r>
+        <w:t>Comment 6</w:t>
+      </w:r>
+      <w:r>
+        <w:t>:</w:t>
+      </w:r>
       <w:r>
         <w:rPr>
           <w:b/>
           <w:bCs/>
         </w:rPr>
-        <w:t>Comment 2</w:t>
-      </w:r>
-      <w:r>
-        <w:t xml:space="preserve"> (data and code sharing)</w:t>
-      </w:r>
-    </w:p>
-    <w:p>
-      <w:pPr>
-        <w:pStyle w:val="Corpsdetexte"/>
-      </w:pPr>
-      <w:r>
-        <w:t>We thank the reviewer for this suggestion. The initial manuscript already indicated that “the GEE JavaScript code, R code, and output dataset are included in the replication package available online (Anonymized).” In the revised version, we make this reference explicit by providing the repository links. The full replication package is available on GitHub (https://github.com/BETSAKA/population_near_protected_areas) and permanently archived on Software Heritage (swh:1:dir:2c8237e16e74d94043e37899aed0de6f262ed420). It contains all scripts and outputs required to reproduce the analysis and figures.</w:t>
-      </w:r>
-    </w:p>
-    <w:p>
-      <w:pPr>
-        <w:pStyle w:val="Corpsdetexte"/>
-      </w:pPr>
-      <w:r>
-        <w:rPr>
-          <w:b/>
-          <w:bCs/>
-        </w:rPr>
-        <w:t>Comment 3</w:t>
-      </w:r>
-      <w:r>
-        <w:t xml:space="preserve"> (move Table 1 to appendix)</w:t>
-      </w:r>
-    </w:p>
-    <w:p>
-      <w:pPr>
-        <w:pStyle w:val="Corpsdetexte"/>
-      </w:pPr>
-      <w:r>
-        <w:t>We thank the reviewer for this suggestion. In the revised manuscript, the detailed country-level table has been moved to the Supplementary Materials (now Table S1). The main text now contains a simplified Table 1 that reports aggregate statistics for the 75 LMICs included in the analysis, conveying the key magnitudes without overwhelming the reader.</w:t>
-      </w:r>
-    </w:p>
-    <w:p>
-      <w:pPr>
-        <w:pStyle w:val="Corpsdetexte"/>
-      </w:pPr>
-      <w:r>
-        <w:rPr>
-          <w:b/>
-          <w:bCs/>
-        </w:rPr>
-        <w:t>Comment 4</w:t>
-      </w:r>
-      <w:r>
-        <w:t xml:space="preserve"> (scale data points to total population in Figure 3.3)</w:t>
-      </w:r>
-    </w:p>
-    <w:p>
-      <w:pPr>
-        <w:pStyle w:val="Corpsdetexte"/>
-      </w:pPr>
-      <w:r>
-        <w:t>Figure 3 (GHSL vs WorldPop comparison, formerly in section 3.3) now scales point size consistently. The legend was adjusted for clarity.</w:t>
-      </w:r>
-    </w:p>
-    <w:p>
-      <w:pPr>
-        <w:pStyle w:val="Corpsdetexte"/>
-      </w:pPr>
-      <w:r>
-        <w:rPr>
-          <w:b/>
-          <w:bCs/>
-        </w:rPr>
-        <w:t>Comment 5</w:t>
-      </w:r>
-      <w:r>
-        <w:t xml:space="preserve"> (swap sections 3.3 and 3.4)</w:t>
-      </w:r>
-    </w:p>
-    <w:p>
-      <w:pPr>
-        <w:pStyle w:val="Corpsdetexte"/>
-      </w:pPr>
-      <w:r>
-        <w:t>We understand the reviewer’s logic that starting with the 2020 representation could provide readers with an endline before examining temporal change. We tried out this alternative, but ultimately preferred to retain the chronological order, as it preserves the narrative flow of the results. The preceding sections already introduce the 2000 and 2020 summary statistics, so it seems to us more natural to first describe how these values evolved over time (Figure 1) and then present the final cross-sectional variation in 2020 (Figure 2). We believe that this order emphasizes the temporal dynamics of PA expansion and population proximity before summarizing their endpoint distribution.</w:t>
-      </w:r>
-    </w:p>
-    <w:p>
-      <w:pPr>
-        <w:pStyle w:val="Corpsdetexte"/>
-      </w:pPr>
-      <w:r>
-        <w:rPr>
-          <w:b/>
-          <w:bCs/>
-        </w:rPr>
-        <w:t>Comment 6</w:t>
-      </w:r>
-      <w:r>
-        <w:t xml:space="preserve"> (add references for WorldPop validation)</w:t>
+        <w:t xml:space="preserve"> </w:t>
+      </w:r>
+      <w:r>
+        <w:t xml:space="preserve">add references for </w:t>
+      </w:r>
+      <w:proofErr w:type="spellStart"/>
+      <w:r>
+        <w:t>WorldPop</w:t>
+      </w:r>
+      <w:proofErr w:type="spellEnd"/>
+      <w:r>
+        <w:t xml:space="preserve"> validation</w:t>
       </w:r>
     </w:p>
     <w:p>
@@ -227,7 +329,6 @@
       <w:bookmarkStart w:id="3" w:name="referee-2"/>
       <w:bookmarkEnd w:id="2"/>
       <w:r>
-        <w:lastRenderedPageBreak/>
         <w:t>Referee 2</w:t>
       </w:r>
     </w:p>
@@ -276,7 +377,23 @@
         <w:pStyle w:val="FirstParagraph"/>
       </w:pPr>
       <w:r>
-        <w:t>The reviewer’s scepticism about our initial treatment of India was well founded. We had treated India because distincly because In the original manuscript, we presented results “with and without India” as an influence diagnostic. During the revision, we noticed that the literature commonly cited a PA extent of 5% of Indian territory and investigated why India’s PA coverage in our data was so low (approximately 0.5% of its territory).</w:t>
+        <w:t xml:space="preserve">The reviewer’s scepticism about our initial treatment of India was well founded. In the original manuscript, we presented results </w:t>
+      </w:r>
+      <w:r>
+        <w:t>"</w:t>
+      </w:r>
+      <w:r>
+        <w:t>with and without India</w:t>
+      </w:r>
+      <w:r>
+        <w:t>"</w:t>
+      </w:r>
+      <w:r>
+        <w:t xml:space="preserve"> as an influence diagnostic. During the revision, we noticed that the literature commonly cited a PA extent of </w:t>
+      </w:r>
+      <w:r>
+        <w:lastRenderedPageBreak/>
+        <w:t>5% of Indian territory and investigated why India’s PA coverage in our data was so low (approximately 0.5% of its territory).</w:t>
       </w:r>
     </w:p>
     <w:p>
@@ -288,8 +405,7 @@
       </w:r>
       <w:r>
         <w:rPr>
-          <w:b/>
-          <w:bCs/>
+          <w:u w:val="single"/>
         </w:rPr>
         <w:t>zero nationally designated protected areas for India</w:t>
       </w:r>
@@ -302,7 +418,19 @@
         <w:pStyle w:val="Corpsdetexte"/>
       </w:pPr>
       <w:r>
-        <w:t>Because India accounts for approximately 36% of the total LMIC population, including it with incomplete PA data artificially biaised our results. What we had initially framed as “India’s high leverage on aggregates” was in fact a data completeness issue. India has therefore been excluded entirely from the revised analysis. The sample covers 75 LMICs.</w:t>
+        <w:t xml:space="preserve">Because India accounts for approximately 36% of the total LMIC population, including it with incomplete PA data artificially biaised our results. What we had initially framed as </w:t>
+      </w:r>
+      <w:r>
+        <w:t>"</w:t>
+      </w:r>
+      <w:r>
+        <w:t>India’s high leverage on aggregates</w:t>
+      </w:r>
+      <w:r>
+        <w:t>"</w:t>
+      </w:r>
+      <w:r>
+        <w:t xml:space="preserve"> was in fact a data completeness issue. India has therefore been excluded entirely from the revised analysis. The sample covers 75 LMICs.</w:t>
       </w:r>
     </w:p>
     <w:p>
@@ -310,37 +438,19 @@
         <w:pStyle w:val="Corpsdetexte"/>
       </w:pPr>
       <w:r>
-        <w:t>In the revised manuscript, the India exclusion is explained in the Methods section (with references to the WDPA data gap) and discussed as a limitation in the Discussion. We do not present any “with and without India” comparisons.</w:t>
-      </w:r>
-    </w:p>
-    <w:p>
-      <w:pPr>
-        <w:pStyle w:val="Compact"/>
-        <w:numPr>
-          <w:ilvl w:val="0"/>
-          <w:numId w:val="4"/>
-        </w:numPr>
-      </w:pPr>
-    </w:p>
-    <w:p>
-      <w:pPr>
-        <w:pStyle w:val="Compact"/>
-        <w:numPr>
-          <w:ilvl w:val="1"/>
-          <w:numId w:val="5"/>
-        </w:numPr>
-      </w:pPr>
-      <w:r>
-        <w:lastRenderedPageBreak/>
-        <w:t>conflation of proximity with impact and unwarranted policy recommendations:</w:t>
-      </w:r>
-    </w:p>
-    <w:p>
-      <w:pPr>
-        <w:pStyle w:val="FirstParagraph"/>
-      </w:pPr>
-      <w:r>
-        <w:t>We accept this criticism. The revised manuscript has been substantially restructured to eliminate any conflation between spatial proximity and socio-economic impact. The paper is now explicitly framed as quantifying the demographic scale implied by exposure definitions used in the impact evaluation literature. It does not assess conservation impacts and does not make policy recommendations. A new Discussion section (“Scope and interpretive boundaries”) states explicitly that the paper does not estimate welfare effects, does not rank conservation policies, and does not treat spatial proximity as evidence of being affected by a PA. The 10 km buffer is presented as a common reference perimeter in the literature, not as a known threshold for social or ecological effects. The title itself has been changed to reflect this reframing.</w:t>
+        <w:t xml:space="preserve">In the revised manuscript, the India exclusion is explained in the Methods section (with references to the WDPA data gap) and discussed as a limitation in the Discussion. We do not present any </w:t>
+      </w:r>
+      <w:r>
+        <w:t>"</w:t>
+      </w:r>
+      <w:r>
+        <w:t>with and without India</w:t>
+      </w:r>
+      <w:r>
+        <w:t>"</w:t>
+      </w:r>
+      <w:r>
+        <w:t xml:space="preserve"> comparisons.</w:t>
       </w:r>
     </w:p>
     <w:p>
@@ -352,6 +462,47 @@
         </w:numPr>
       </w:pPr>
       <w:r>
+        <w:t xml:space="preserve">Comment 3: </w:t>
+      </w:r>
+      <w:r>
+        <w:t>conflati</w:t>
+      </w:r>
+      <w:r>
+        <w:t>ng</w:t>
+      </w:r>
+      <w:r>
+        <w:t xml:space="preserve"> proximity with impact and unwarranted policy recommendations</w:t>
+      </w:r>
+    </w:p>
+    <w:p>
+      <w:pPr>
+        <w:pStyle w:val="FirstParagraph"/>
+      </w:pPr>
+      <w:r>
+        <w:t>We accept this criticism. The revised manuscript has been substantially restructured to eliminate any conflation between spatial proximity and socio-economic impact. The paper is now explicitly framed as quantifying the demographic scale implied by exposure definitions used in the impact evaluation literature. It does not assess conservation impacts and does not make policy recommendations. A new Discussion section (</w:t>
+      </w:r>
+      <w:r>
+        <w:t>"</w:t>
+      </w:r>
+      <w:r>
+        <w:t>Scope and interpretive boundaries</w:t>
+      </w:r>
+      <w:r>
+        <w:t>"</w:t>
+      </w:r>
+      <w:r>
+        <w:t>) states explicitly that the paper does not estimate welfare effects, does not rank conservation policies, and does not treat spatial proximity as evidence of being affected by a PA. The 10 km buffer is presented as a common reference perimeter in the literature, not as a known threshold for social or ecological effects. The title itself has been changed to reflect this reframing.</w:t>
+      </w:r>
+    </w:p>
+    <w:p>
+      <w:pPr>
+        <w:pStyle w:val="Compact"/>
+        <w:numPr>
+          <w:ilvl w:val="0"/>
+          <w:numId w:val="6"/>
+        </w:numPr>
+      </w:pPr>
+      <w:r>
         <w:t>Comment 4: omission of indigenous populations and traditional communities</w:t>
       </w:r>
     </w:p>
@@ -360,7 +511,11 @@
         <w:pStyle w:val="FirstParagraph"/>
       </w:pPr>
       <w:r>
-        <w:t>We acknowledge that the initial manuscript failed to mention indigenous peoples and traditional communities. A new paragraph in the Discussion now addresses this limitation. It notes that indigenous peoples – estimated at 476 million people worldwide (UNDESA, 2021) – are disproportionately represented among populations living within or adjacent to protected areas and often bear the most direct consequences of conservation management (Schleicher et al. 2019). It also states that our gridded population data cannot identify these groups and that the aggregate magnitudes we report encompass communities with very different relationships to protected areas – from urban residents to indigenous groups whose livelihoods and territorial rights may be directly affected by PA governance. We agree that disaggregating these populations remains an important challenge for the field, and we state this as an explicit limitation.</w:t>
+        <w:t xml:space="preserve">We acknowledge that the initial manuscript failed to mention indigenous peoples and traditional communities. A new paragraph in the Discussion now addresses this limitation. It notes that indigenous peoples – estimated at 476 million people worldwide (UNDESA, 2021) – are disproportionately represented among populations living within or adjacent to protected areas and often bear the most direct consequences of conservation management (Schleicher et al. 2019). It also states that our gridded population data cannot identify these groups and that the aggregate magnitudes we report encompass </w:t>
+      </w:r>
+      <w:r>
+        <w:lastRenderedPageBreak/>
+        <w:t>communities with very different relationships to protected areas – from urban residents to indigenous groups whose livelihoods and territorial rights may be directly affected by PA governance. We agree that disaggregating these populations remains an important challenge for the field, and we state this as an explicit limitation.</w:t>
       </w:r>
     </w:p>
     <w:p>
@@ -398,11 +553,7 @@
         <w:pStyle w:val="Corpsdetexte"/>
       </w:pPr>
       <w:r>
-        <w:t xml:space="preserve">At the same time, we followed the first option’s injunction to limit discussion to what the data actually show. All policy recommendations have been removed from the revised manuscript. The discussion now focuses on what the composition statistics imply for interpreting impact evaluation results (that the populations implicitly defined by spatial exposure criteria are large, heterogeneous across PA management categories, and </w:t>
-      </w:r>
-      <w:r>
-        <w:lastRenderedPageBreak/>
-        <w:t>dominated by non-strict protection regimes) without making claims about what those impacts are.</w:t>
+        <w:t>At the same time, we followed the first option’s injunction to limit discussion to what the data actually show. All policy recommendations have been removed from the revised manuscript. The discussion now focuses on what the composition statistics imply for interpreting impact evaluation results (that the populations implicitly defined by spatial exposure criteria are large, heterogeneous across PA management categories, and dominated by non-strict protection regimes) without making claims about what those impacts are.</w:t>
       </w:r>
     </w:p>
     <w:p>
@@ -422,7 +573,13 @@
         </w:numPr>
       </w:pPr>
       <w:r>
-        <w:t>Pg 2 Ln 32-36 / confusing statement about South Sudan and Timor-Leste</w:t>
+        <w:t>Pg 2 Ln 32-36</w:t>
+      </w:r>
+      <w:r>
+        <w:t>:</w:t>
+      </w:r>
+      <w:r>
+        <w:t xml:space="preserve"> confusing statement about South Sudan and Timor-Leste</w:t>
       </w:r>
     </w:p>
     <w:p>
@@ -430,7 +587,16 @@
         <w:pStyle w:val="FirstParagraph"/>
       </w:pPr>
       <w:r>
-        <w:t>The revised manuscript now states simply: “South Sudan and Timor-Leste did not exist as sovereign states at the beginning of our analysis period (2000), so we did not include them in the analysis.”</w:t>
+        <w:t xml:space="preserve">The revised manuscript now states simply: </w:t>
+      </w:r>
+      <w:r>
+        <w:t>"</w:t>
+      </w:r>
+      <w:r>
+        <w:t>South Sudan and Timor-Leste did not exist as sovereign states at the beginning of our analysis period (2000), so we did not include them in the analysis.</w:t>
+      </w:r>
+      <w:r>
+        <w:t>"</w:t>
       </w:r>
     </w:p>
     <w:p>
@@ -442,7 +608,13 @@
         </w:numPr>
       </w:pPr>
       <w:r>
-        <w:t>Pg 3 Ln 24 / Accounting for different levels of protection</w:t>
+        <w:t>Pg 3 Ln 24</w:t>
+      </w:r>
+      <w:r>
+        <w:t>:</w:t>
+      </w:r>
+      <w:r>
+        <w:t xml:space="preserve"> Accounting for different levels of protection</w:t>
       </w:r>
     </w:p>
     <w:p>
@@ -450,7 +622,19 @@
         <w:pStyle w:val="FirstParagraph"/>
       </w:pPr>
       <w:r>
-        <w:t>The revised manuscript now decomposes all results by IUCN management category: strict (Ia-III), non-strict (IV-VI), and PAs whose IUCN category is not recorded. This decomposition appears in Table 1, Figures 1 and 2, Table 2, and is discussed in a dedicated section (“PA categories matter for interpreting impacts”). We agree with the panel member that these categories correspond to very different management regimes in terms of their implications for local populations. We state clearly that assessing what these regimes imply for local welfare is the domain of impact evaluation studies, not the purpose of this paper.</w:t>
+        <w:t>The revised manuscript now decomposes all results by IUCN management category: strict (Ia-III), non-strict (IV-VI), and PAs whose IUCN category is not recorded. This decomposition appears in Table 1, Figures 1 and 2, Figure S1, and is discussed in a dedicated section (</w:t>
+      </w:r>
+      <w:r>
+        <w:t>"</w:t>
+      </w:r>
+      <w:r>
+        <w:t>PA categories matter for interpreting impacts</w:t>
+      </w:r>
+      <w:r>
+        <w:t>"</w:t>
+      </w:r>
+      <w:r>
+        <w:t>). We agree with the panel member that these categories correspond to very different management regimes in terms of their implications for local populations. We state clearly that assessing what these regimes imply for local welfare is the domain of impact evaluation studies, not the purpose of this paper.</w:t>
       </w:r>
     </w:p>
     <w:p>
@@ -462,7 +646,14 @@
         </w:numPr>
       </w:pPr>
       <w:r>
-        <w:t>Pg 14 Ln 29 /Broken reference got Naidoo et al. 2019</w:t>
+        <w:lastRenderedPageBreak/>
+        <w:t>Pg 14 Ln 29</w:t>
+      </w:r>
+      <w:r>
+        <w:t xml:space="preserve">: </w:t>
+      </w:r>
+      <w:r>
+        <w:t>Broken reference got Naidoo et al. 2019</w:t>
       </w:r>
     </w:p>
     <w:p>
@@ -482,15 +673,33 @@
         </w:numPr>
       </w:pPr>
       <w:r>
-        <w:t>Pg 15 Ln35-37 / Recommendations not grounded in data</w:t>
-      </w:r>
-    </w:p>
-    <w:p>
-      <w:pPr>
-        <w:pStyle w:val="FirstParagraph"/>
-      </w:pPr>
-      <w:r>
-        <w:t>We accept this criticism entirely. The revised manuscript contains no policy recommendations. The Discussion section discusses what the compositional shift toward non-strict and unclassified PAs implies for interpreting the heterogeneity of findings in the impact evaluation literature, but does not prescribe policies. A dedicated section (“Scope and interpretive boundaries”) states explicitly that the paper does not assess whether living near a PA makes people better or worse off, and does not treat all PAs as having equivalent implications for local populations.</w:t>
+        <w:t>Pg 15 Ln35-37</w:t>
+      </w:r>
+      <w:r>
+        <w:t>:</w:t>
+      </w:r>
+      <w:r>
+        <w:t xml:space="preserve"> Recommendations not grounded in data</w:t>
+      </w:r>
+    </w:p>
+    <w:p>
+      <w:pPr>
+        <w:pStyle w:val="Corpsdetexte"/>
+      </w:pPr>
+      <w:r>
+        <w:t>We accept this criticism entirely. The revised manuscript contains no policy recommendations. The Discussion section discusses what the compositional shift toward non-strict and unclassified PAs implies for interpreting the heterogeneity of findings in the impact evaluation literature, but does not prescribe policies. A dedicated section (</w:t>
+      </w:r>
+      <w:r>
+        <w:t>"</w:t>
+      </w:r>
+      <w:r>
+        <w:t>Scope and interpretive boundaries</w:t>
+      </w:r>
+      <w:r>
+        <w:t>"</w:t>
+      </w:r>
+      <w:r>
+        <w:t>) states explicitly that the paper does not assess whether living near a PA makes people better or worse off, and does not treat all PAs as having equivalent implications for local populations.</w:t>
       </w:r>
     </w:p>
     <w:p>
@@ -519,7 +728,19 @@
         </w:numPr>
       </w:pPr>
       <w:r>
-        <w:t>Reframing: The paper is no longer framed as a study of populations “affected by” conservation. It now positions itself explicitly as quantifying the demographic scale implied by spatial exposure definitions used in the PA impact evaluation literature. The title has been changed accordingly.</w:t>
+        <w:t xml:space="preserve">Reframing: The paper is no longer framed as a study of populations </w:t>
+      </w:r>
+      <w:r>
+        <w:t>"</w:t>
+      </w:r>
+      <w:r>
+        <w:t>affected by</w:t>
+      </w:r>
+      <w:r>
+        <w:t>"</w:t>
+      </w:r>
+      <w:r>
+        <w:t xml:space="preserve"> conservation. It now positions itself explicitly as quantifying the demographic scale implied by spatial exposure definitions used in the PA impact evaluation literature. The title has been changed accordingly.</w:t>
       </w:r>
     </w:p>
     <w:p>
@@ -530,7 +751,6 @@
         </w:numPr>
       </w:pPr>
       <w:r>
-        <w:lastRenderedPageBreak/>
         <w:t>India excluded due to WDPA data gap: India has been excluded from the analysis because the WDPA contains zero nationally designated PAs for this country. This was discovered during the revision and is documented in the Methods and Discussion. The sample covers 75 LMICs.</w:t>
       </w:r>
     </w:p>
@@ -597,6 +817,7 @@
         </w:numPr>
       </w:pPr>
       <w:r>
+        <w:lastRenderedPageBreak/>
         <w:t>Temporal uncertainty: A new supplementary figure (Figure S2) and accompanying discussion make visible the uncertainty introduced by missing designation years in the WDPA.</w:t>
       </w:r>
     </w:p>
@@ -608,7 +829,19 @@
         </w:numPr>
       </w:pPr>
       <w:r>
-        <w:t>Missing status year: In the initial submission, we had inadvertently treated STATUS_YR = 0 (meaning “not reported”) as an early designation date, overestimating the PA network confirmed as existing before 2000. This has been corrected: PAs with STATUS_YR = 0 are now treated as missing temporal metadata throughout.</w:t>
+        <w:t xml:space="preserve">Missing status year: In the initial submission, we had inadvertently treated STATUS_YR = 0 (meaning </w:t>
+      </w:r>
+      <w:r>
+        <w:t>"</w:t>
+      </w:r>
+      <w:r>
+        <w:t>not reported</w:t>
+      </w:r>
+      <w:r>
+        <w:t>"</w:t>
+      </w:r>
+      <w:r>
+        <w:t>) as an early designation date, overestimating the PA network confirmed as existing before 2000. This has been corrected: PAs with STATUS_YR = 0 are now treated as missing temporal metadata throughout.</w:t>
       </w:r>
     </w:p>
     <w:p>
@@ -633,199 +866,434 @@
 </w:document>
 </file>
 
+<file path=word/endnotes.xml><?xml version="1.0" encoding="utf-8"?>
+<w:endnotes xmlns:wpc="http://schemas.microsoft.com/office/word/2010/wordprocessingCanvas" xmlns:cx="http://schemas.microsoft.com/office/drawing/2014/chartex" xmlns:cx1="http://schemas.microsoft.com/office/drawing/2015/9/8/chartex" xmlns:cx2="http://schemas.microsoft.com/office/drawing/2015/10/21/chartex" xmlns:cx3="http://schemas.microsoft.com/office/drawing/2016/5/9/chartex" xmlns:cx4="http://schemas.microsoft.com/office/drawing/2016/5/10/chartex" xmlns:cx5="http://schemas.microsoft.com/office/drawing/2016/5/11/chartex" xmlns:cx6="http://schemas.microsoft.com/office/drawing/2016/5/12/chartex" xmlns:cx7="http://schemas.microsoft.com/office/drawing/2016/5/13/chartex" xmlns:cx8="http://schemas.microsoft.com/office/drawing/2016/5/14/chartex" xmlns:mc="http://schemas.openxmlformats.org/markup-compatibility/2006" xmlns:aink="http://schemas.microsoft.com/office/drawing/2016/ink" xmlns:am3d="http://schemas.microsoft.com/office/drawing/2017/model3d" xmlns:o="urn:schemas-microsoft-com:office:office" xmlns:oel="http://schemas.microsoft.com/office/2019/extlst" xmlns:r="http://schemas.openxmlformats.org/officeDocument/2006/relationships" xmlns:m="http://schemas.openxmlformats.org/officeDocument/2006/math" xmlns:v="urn:schemas-microsoft-com:vml" xmlns:wp14="http://schemas.microsoft.com/office/word/2010/wordprocessingDrawing" xmlns:wp="http://schemas.openxmlformats.org/drawingml/2006/wordprocessingDrawing" xmlns:w10="urn:schemas-microsoft-com:office:word" xmlns:w="http://schemas.openxmlformats.org/wordprocessingml/2006/main" xmlns:w14="http://schemas.microsoft.com/office/word/2010/wordml" xmlns:w15="http://schemas.microsoft.com/office/word/2012/wordml" xmlns:w16cex="http://schemas.microsoft.com/office/word/2018/wordml/cex" xmlns:w16cid="http://schemas.microsoft.com/office/word/2016/wordml/cid" xmlns:w16="http://schemas.microsoft.com/office/word/2018/wordml" xmlns:w16sdtdh="http://schemas.microsoft.com/office/word/2020/wordml/sdtdatahash" xmlns:w16se="http://schemas.microsoft.com/office/word/2015/wordml/symex" xmlns:wpg="http://schemas.microsoft.com/office/word/2010/wordprocessingGroup" xmlns:wpi="http://schemas.microsoft.com/office/word/2010/wordprocessingInk" xmlns:wne="http://schemas.microsoft.com/office/word/2006/wordml" xmlns:wps="http://schemas.microsoft.com/office/word/2010/wordprocessingShape" mc:Ignorable="w14 w15 w16se w16cid w16 w16cex w16sdtdh wp14">
+  <w:endnote w:type="separator" w:id="-1">
+    <w:p>
+      <w:pPr>
+        <w:spacing w:after="0"/>
+      </w:pPr>
+      <w:r>
+        <w:separator/>
+      </w:r>
+    </w:p>
+  </w:endnote>
+  <w:endnote w:type="continuationSeparator" w:id="0">
+    <w:p>
+      <w:pPr>
+        <w:spacing w:after="0"/>
+      </w:pPr>
+      <w:r>
+        <w:continuationSeparator/>
+      </w:r>
+    </w:p>
+  </w:endnote>
+</w:endnotes>
+</file>
+
+<file path=word/footnotes.xml><?xml version="1.0" encoding="utf-8"?>
+<w:footnotes xmlns:wpc="http://schemas.microsoft.com/office/word/2010/wordprocessingCanvas" xmlns:cx="http://schemas.microsoft.com/office/drawing/2014/chartex" xmlns:cx1="http://schemas.microsoft.com/office/drawing/2015/9/8/chartex" xmlns:cx2="http://schemas.microsoft.com/office/drawing/2015/10/21/chartex" xmlns:cx3="http://schemas.microsoft.com/office/drawing/2016/5/9/chartex" xmlns:cx4="http://schemas.microsoft.com/office/drawing/2016/5/10/chartex" xmlns:cx5="http://schemas.microsoft.com/office/drawing/2016/5/11/chartex" xmlns:cx6="http://schemas.microsoft.com/office/drawing/2016/5/12/chartex" xmlns:cx7="http://schemas.microsoft.com/office/drawing/2016/5/13/chartex" xmlns:cx8="http://schemas.microsoft.com/office/drawing/2016/5/14/chartex" xmlns:mc="http://schemas.openxmlformats.org/markup-compatibility/2006" xmlns:aink="http://schemas.microsoft.com/office/drawing/2016/ink" xmlns:am3d="http://schemas.microsoft.com/office/drawing/2017/model3d" xmlns:o="urn:schemas-microsoft-com:office:office" xmlns:oel="http://schemas.microsoft.com/office/2019/extlst" xmlns:r="http://schemas.openxmlformats.org/officeDocument/2006/relationships" xmlns:m="http://schemas.openxmlformats.org/officeDocument/2006/math" xmlns:v="urn:schemas-microsoft-com:vml" xmlns:wp14="http://schemas.microsoft.com/office/word/2010/wordprocessingDrawing" xmlns:wp="http://schemas.openxmlformats.org/drawingml/2006/wordprocessingDrawing" xmlns:w10="urn:schemas-microsoft-com:office:word" xmlns:w="http://schemas.openxmlformats.org/wordprocessingml/2006/main" xmlns:w14="http://schemas.microsoft.com/office/word/2010/wordml" xmlns:w15="http://schemas.microsoft.com/office/word/2012/wordml" xmlns:w16cex="http://schemas.microsoft.com/office/word/2018/wordml/cex" xmlns:w16cid="http://schemas.microsoft.com/office/word/2016/wordml/cid" xmlns:w16="http://schemas.microsoft.com/office/word/2018/wordml" xmlns:w16sdtdh="http://schemas.microsoft.com/office/word/2020/wordml/sdtdatahash" xmlns:w16se="http://schemas.microsoft.com/office/word/2015/wordml/symex" xmlns:wpg="http://schemas.microsoft.com/office/word/2010/wordprocessingGroup" xmlns:wpi="http://schemas.microsoft.com/office/word/2010/wordprocessingInk" xmlns:wne="http://schemas.microsoft.com/office/word/2006/wordml" xmlns:wps="http://schemas.microsoft.com/office/word/2010/wordprocessingShape" mc:Ignorable="w14 w15 w16se w16cid w16 w16cex w16sdtdh wp14">
+  <w:footnote w:type="separator" w:id="-1">
+    <w:p>
+      <w:pPr>
+        <w:spacing w:after="0"/>
+      </w:pPr>
+      <w:r>
+        <w:separator/>
+      </w:r>
+    </w:p>
+  </w:footnote>
+  <w:footnote w:type="continuationSeparator" w:id="0">
+    <w:p>
+      <w:pPr>
+        <w:spacing w:after="0"/>
+      </w:pPr>
+      <w:r>
+        <w:continuationSeparator/>
+      </w:r>
+    </w:p>
+  </w:footnote>
+</w:footnotes>
+</file>
+
 <file path=word/numbering.xml><?xml version="1.0" encoding="utf-8"?>
 <w:numbering xmlns:wpc="http://schemas.microsoft.com/office/word/2010/wordprocessingCanvas" xmlns:cx="http://schemas.microsoft.com/office/drawing/2014/chartex" xmlns:cx1="http://schemas.microsoft.com/office/drawing/2015/9/8/chartex" xmlns:cx2="http://schemas.microsoft.com/office/drawing/2015/10/21/chartex" xmlns:cx3="http://schemas.microsoft.com/office/drawing/2016/5/9/chartex" xmlns:cx4="http://schemas.microsoft.com/office/drawing/2016/5/10/chartex" xmlns:cx5="http://schemas.microsoft.com/office/drawing/2016/5/11/chartex" xmlns:cx6="http://schemas.microsoft.com/office/drawing/2016/5/12/chartex" xmlns:cx7="http://schemas.microsoft.com/office/drawing/2016/5/13/chartex" xmlns:cx8="http://schemas.microsoft.com/office/drawing/2016/5/14/chartex" xmlns:mc="http://schemas.openxmlformats.org/markup-compatibility/2006" xmlns:aink="http://schemas.microsoft.com/office/drawing/2016/ink" xmlns:am3d="http://schemas.microsoft.com/office/drawing/2017/model3d" xmlns:o="urn:schemas-microsoft-com:office:office" xmlns:oel="http://schemas.microsoft.com/office/2019/extlst" xmlns:r="http://schemas.openxmlformats.org/officeDocument/2006/relationships" xmlns:m="http://schemas.openxmlformats.org/officeDocument/2006/math" xmlns:v="urn:schemas-microsoft-com:vml" xmlns:wp14="http://schemas.microsoft.com/office/word/2010/wordprocessingDrawing" xmlns:wp="http://schemas.openxmlformats.org/drawingml/2006/wordprocessingDrawing" xmlns:w10="urn:schemas-microsoft-com:office:word" xmlns:w="http://schemas.openxmlformats.org/wordprocessingml/2006/main" xmlns:w14="http://schemas.microsoft.com/office/word/2010/wordml" xmlns:w15="http://schemas.microsoft.com/office/word/2012/wordml" xmlns:w16cex="http://schemas.microsoft.com/office/word/2018/wordml/cex" xmlns:w16cid="http://schemas.microsoft.com/office/word/2016/wordml/cid" xmlns:w16="http://schemas.microsoft.com/office/word/2018/wordml" xmlns:w16sdtdh="http://schemas.microsoft.com/office/word/2020/wordml/sdtdatahash" xmlns:w16se="http://schemas.microsoft.com/office/word/2015/wordml/symex" xmlns:wpg="http://schemas.microsoft.com/office/word/2010/wordprocessingGroup" xmlns:wpi="http://schemas.microsoft.com/office/word/2010/wordprocessingInk" xmlns:wne="http://schemas.microsoft.com/office/word/2006/wordml" xmlns:wps="http://schemas.microsoft.com/office/word/2010/wordprocessingShape" mc:Ignorable="w14 w15 w16se w16cid w16 w16cex w16sdtdh wp14">
   <w:abstractNum w:abstractNumId="0" w15:restartNumberingAfterBreak="0">
-    <w:nsid w:val="0000A990"/>
-    <w:multiLevelType w:val="multilevel"/>
-    <w:tmpl w:val="60680198"/>
-    <w:lvl w:ilvl="0">
-      <w:numFmt w:val="bullet"/>
-      <w:lvlText w:val=" "/>
-      <w:lvlJc w:val="left"/>
-      <w:pPr>
-        <w:ind w:left="720" w:hanging="360"/>
-      </w:pPr>
-    </w:lvl>
-    <w:lvl w:ilvl="1">
-      <w:numFmt w:val="bullet"/>
-      <w:lvlText w:val=" "/>
-      <w:lvlJc w:val="left"/>
-      <w:pPr>
-        <w:ind w:left="1440" w:hanging="360"/>
-      </w:pPr>
-    </w:lvl>
-    <w:lvl w:ilvl="2">
-      <w:numFmt w:val="bullet"/>
-      <w:lvlText w:val=" "/>
-      <w:lvlJc w:val="left"/>
-      <w:pPr>
-        <w:ind w:left="2160" w:hanging="360"/>
-      </w:pPr>
-    </w:lvl>
-    <w:lvl w:ilvl="3">
-      <w:numFmt w:val="bullet"/>
-      <w:lvlText w:val=" "/>
-      <w:lvlJc w:val="left"/>
-      <w:pPr>
-        <w:ind w:left="2880" w:hanging="360"/>
-      </w:pPr>
-    </w:lvl>
-    <w:lvl w:ilvl="4">
-      <w:numFmt w:val="bullet"/>
-      <w:lvlText w:val=" "/>
-      <w:lvlJc w:val="left"/>
-      <w:pPr>
-        <w:ind w:left="3600" w:hanging="360"/>
-      </w:pPr>
-    </w:lvl>
-    <w:lvl w:ilvl="5">
-      <w:numFmt w:val="bullet"/>
-      <w:lvlText w:val=" "/>
-      <w:lvlJc w:val="left"/>
-      <w:pPr>
-        <w:ind w:left="4320" w:hanging="360"/>
-      </w:pPr>
-    </w:lvl>
-    <w:lvl w:ilvl="6">
-      <w:numFmt w:val="bullet"/>
-      <w:lvlText w:val=" "/>
-      <w:lvlJc w:val="left"/>
-      <w:pPr>
-        <w:ind w:left="5040" w:hanging="360"/>
-      </w:pPr>
-    </w:lvl>
-    <w:lvl w:ilvl="7">
-      <w:numFmt w:val="bullet"/>
-      <w:lvlText w:val=" "/>
-      <w:lvlJc w:val="left"/>
-      <w:pPr>
-        <w:ind w:left="5760" w:hanging="360"/>
-      </w:pPr>
-    </w:lvl>
-    <w:lvl w:ilvl="8">
-      <w:numFmt w:val="bullet"/>
-      <w:lvlText w:val=" "/>
-      <w:lvlJc w:val="left"/>
-      <w:pPr>
-        <w:ind w:left="6480" w:hanging="360"/>
-      </w:pPr>
-    </w:lvl>
-  </w:abstractNum>
-  <w:abstractNum w:abstractNumId="1" w15:restartNumberingAfterBreak="0">
-    <w:nsid w:val="0000A991"/>
-    <w:multiLevelType w:val="multilevel"/>
-    <w:tmpl w:val="E22C5E58"/>
-    <w:lvl w:ilvl="0">
-      <w:numFmt w:val="bullet"/>
-      <w:lvlText w:val=""/>
-      <w:lvlJc w:val="left"/>
-      <w:pPr>
-        <w:ind w:left="720" w:hanging="360"/>
-      </w:pPr>
-      <w:rPr>
-        <w:rFonts w:ascii="Symbol" w:hAnsi="Symbol" w:cs="Symbol" w:hint="default"/>
-      </w:rPr>
-    </w:lvl>
-    <w:lvl w:ilvl="1">
-      <w:numFmt w:val="bullet"/>
-      <w:lvlText w:val="o"/>
-      <w:lvlJc w:val="left"/>
-      <w:pPr>
-        <w:ind w:left="1440" w:hanging="360"/>
-      </w:pPr>
-      <w:rPr>
-        <w:rFonts w:ascii="Courier New" w:hAnsi="Courier New" w:cs="Courier New" w:hint="default"/>
-      </w:rPr>
-    </w:lvl>
-    <w:lvl w:ilvl="2">
-      <w:numFmt w:val="bullet"/>
-      <w:lvlText w:val=""/>
-      <w:lvlJc w:val="left"/>
-      <w:pPr>
-        <w:ind w:left="2160" w:hanging="360"/>
-      </w:pPr>
-      <w:rPr>
-        <w:rFonts w:ascii="Wingdings" w:hAnsi="Wingdings" w:cs="Wingdings" w:hint="default"/>
-      </w:rPr>
-    </w:lvl>
-    <w:lvl w:ilvl="3">
-      <w:numFmt w:val="bullet"/>
-      <w:lvlText w:val=""/>
-      <w:lvlJc w:val="left"/>
-      <w:pPr>
-        <w:ind w:left="2880" w:hanging="360"/>
-      </w:pPr>
-      <w:rPr>
-        <w:rFonts w:ascii="Symbol" w:hAnsi="Symbol" w:cs="Symbol" w:hint="default"/>
-      </w:rPr>
-    </w:lvl>
-    <w:lvl w:ilvl="4">
-      <w:numFmt w:val="bullet"/>
-      <w:lvlText w:val="o"/>
-      <w:lvlJc w:val="left"/>
-      <w:pPr>
-        <w:ind w:left="3600" w:hanging="360"/>
-      </w:pPr>
-      <w:rPr>
-        <w:rFonts w:ascii="Courier New" w:hAnsi="Courier New" w:cs="Courier New" w:hint="default"/>
-      </w:rPr>
-    </w:lvl>
-    <w:lvl w:ilvl="5">
-      <w:numFmt w:val="bullet"/>
-      <w:lvlText w:val=""/>
-      <w:lvlJc w:val="left"/>
-      <w:pPr>
-        <w:ind w:left="4320" w:hanging="360"/>
-      </w:pPr>
-      <w:rPr>
-        <w:rFonts w:ascii="Wingdings" w:hAnsi="Wingdings" w:cs="Wingdings" w:hint="default"/>
-      </w:rPr>
-    </w:lvl>
-    <w:lvl w:ilvl="6">
-      <w:numFmt w:val="bullet"/>
-      <w:lvlText w:val=""/>
-      <w:lvlJc w:val="left"/>
-      <w:pPr>
-        <w:ind w:left="5040" w:hanging="360"/>
-      </w:pPr>
-      <w:rPr>
-        <w:rFonts w:ascii="Symbol" w:hAnsi="Symbol" w:cs="Symbol" w:hint="default"/>
-      </w:rPr>
-    </w:lvl>
-    <w:lvl w:ilvl="7">
-      <w:numFmt w:val="bullet"/>
-      <w:lvlText w:val="o"/>
-      <w:lvlJc w:val="left"/>
-      <w:pPr>
-        <w:ind w:left="5760" w:hanging="360"/>
-      </w:pPr>
-      <w:rPr>
-        <w:rFonts w:ascii="Courier New" w:hAnsi="Courier New" w:cs="Courier New" w:hint="default"/>
-      </w:rPr>
-    </w:lvl>
-    <w:lvl w:ilvl="8">
-      <w:numFmt w:val="bullet"/>
-      <w:lvlText w:val=""/>
-      <w:lvlJc w:val="left"/>
-      <w:pPr>
-        <w:ind w:left="6480" w:hanging="360"/>
-      </w:pPr>
-      <w:rPr>
-        <w:rFonts w:ascii="Wingdings" w:hAnsi="Wingdings" w:cs="Wingdings" w:hint="default"/>
-      </w:rPr>
-    </w:lvl>
-  </w:abstractNum>
-  <w:abstractNum w:abstractNumId="2" w15:restartNumberingAfterBreak="0">
-    <w:nsid w:val="00A99411"/>
-    <w:multiLevelType w:val="multilevel"/>
-    <w:tmpl w:val="956CC50C"/>
+    <w:nsid w:val="FFFFFF7C"/>
+    <w:multiLevelType w:val="singleLevel"/>
+    <w:tmpl w:val="A8B8176A"/>
     <w:lvl w:ilvl="0">
       <w:start w:val="1"/>
       <w:numFmt w:val="decimal"/>
       <w:lvlText w:val="%1."/>
       <w:lvlJc w:val="left"/>
       <w:pPr>
+        <w:tabs>
+          <w:tab w:val="num" w:pos="1492"/>
+        </w:tabs>
+        <w:ind w:left="1492" w:hanging="360"/>
+      </w:pPr>
+    </w:lvl>
+  </w:abstractNum>
+  <w:abstractNum w:abstractNumId="1" w15:restartNumberingAfterBreak="0">
+    <w:nsid w:val="FFFFFF7D"/>
+    <w:multiLevelType w:val="singleLevel"/>
+    <w:tmpl w:val="5764F54A"/>
+    <w:lvl w:ilvl="0">
+      <w:start w:val="1"/>
+      <w:numFmt w:val="decimal"/>
+      <w:lvlText w:val="%1."/>
+      <w:lvlJc w:val="left"/>
+      <w:pPr>
+        <w:tabs>
+          <w:tab w:val="num" w:pos="1209"/>
+        </w:tabs>
+        <w:ind w:left="1209" w:hanging="360"/>
+      </w:pPr>
+    </w:lvl>
+  </w:abstractNum>
+  <w:abstractNum w:abstractNumId="2" w15:restartNumberingAfterBreak="0">
+    <w:nsid w:val="FFFFFF7E"/>
+    <w:multiLevelType w:val="singleLevel"/>
+    <w:tmpl w:val="16644B12"/>
+    <w:lvl w:ilvl="0">
+      <w:start w:val="1"/>
+      <w:numFmt w:val="decimal"/>
+      <w:lvlText w:val="%1."/>
+      <w:lvlJc w:val="left"/>
+      <w:pPr>
+        <w:tabs>
+          <w:tab w:val="num" w:pos="926"/>
+        </w:tabs>
+        <w:ind w:left="926" w:hanging="360"/>
+      </w:pPr>
+    </w:lvl>
+  </w:abstractNum>
+  <w:abstractNum w:abstractNumId="3" w15:restartNumberingAfterBreak="0">
+    <w:nsid w:val="FFFFFF7F"/>
+    <w:multiLevelType w:val="singleLevel"/>
+    <w:tmpl w:val="F65A830E"/>
+    <w:lvl w:ilvl="0">
+      <w:start w:val="1"/>
+      <w:numFmt w:val="decimal"/>
+      <w:lvlText w:val="%1."/>
+      <w:lvlJc w:val="left"/>
+      <w:pPr>
+        <w:tabs>
+          <w:tab w:val="num" w:pos="643"/>
+        </w:tabs>
+        <w:ind w:left="643" w:hanging="360"/>
+      </w:pPr>
+    </w:lvl>
+  </w:abstractNum>
+  <w:abstractNum w:abstractNumId="4" w15:restartNumberingAfterBreak="0">
+    <w:nsid w:val="FFFFFF80"/>
+    <w:multiLevelType w:val="singleLevel"/>
+    <w:tmpl w:val="5A82C074"/>
+    <w:lvl w:ilvl="0">
+      <w:start w:val="1"/>
+      <w:numFmt w:val="bullet"/>
+      <w:lvlText w:val=""/>
+      <w:lvlJc w:val="left"/>
+      <w:pPr>
+        <w:tabs>
+          <w:tab w:val="num" w:pos="1492"/>
+        </w:tabs>
+        <w:ind w:left="1492" w:hanging="360"/>
+      </w:pPr>
+      <w:rPr>
+        <w:rFonts w:ascii="Symbol" w:hAnsi="Symbol" w:hint="default"/>
+      </w:rPr>
+    </w:lvl>
+  </w:abstractNum>
+  <w:abstractNum w:abstractNumId="5" w15:restartNumberingAfterBreak="0">
+    <w:nsid w:val="FFFFFF81"/>
+    <w:multiLevelType w:val="singleLevel"/>
+    <w:tmpl w:val="38F0C252"/>
+    <w:lvl w:ilvl="0">
+      <w:start w:val="1"/>
+      <w:numFmt w:val="bullet"/>
+      <w:lvlText w:val=""/>
+      <w:lvlJc w:val="left"/>
+      <w:pPr>
+        <w:tabs>
+          <w:tab w:val="num" w:pos="1209"/>
+        </w:tabs>
+        <w:ind w:left="1209" w:hanging="360"/>
+      </w:pPr>
+      <w:rPr>
+        <w:rFonts w:ascii="Symbol" w:hAnsi="Symbol" w:hint="default"/>
+      </w:rPr>
+    </w:lvl>
+  </w:abstractNum>
+  <w:abstractNum w:abstractNumId="6" w15:restartNumberingAfterBreak="0">
+    <w:nsid w:val="FFFFFF82"/>
+    <w:multiLevelType w:val="singleLevel"/>
+    <w:tmpl w:val="500AEF76"/>
+    <w:lvl w:ilvl="0">
+      <w:start w:val="1"/>
+      <w:numFmt w:val="bullet"/>
+      <w:lvlText w:val=""/>
+      <w:lvlJc w:val="left"/>
+      <w:pPr>
+        <w:tabs>
+          <w:tab w:val="num" w:pos="926"/>
+        </w:tabs>
+        <w:ind w:left="926" w:hanging="360"/>
+      </w:pPr>
+      <w:rPr>
+        <w:rFonts w:ascii="Symbol" w:hAnsi="Symbol" w:hint="default"/>
+      </w:rPr>
+    </w:lvl>
+  </w:abstractNum>
+  <w:abstractNum w:abstractNumId="7" w15:restartNumberingAfterBreak="0">
+    <w:nsid w:val="FFFFFF83"/>
+    <w:multiLevelType w:val="singleLevel"/>
+    <w:tmpl w:val="FBC09A8A"/>
+    <w:lvl w:ilvl="0">
+      <w:start w:val="1"/>
+      <w:numFmt w:val="bullet"/>
+      <w:lvlText w:val=""/>
+      <w:lvlJc w:val="left"/>
+      <w:pPr>
+        <w:tabs>
+          <w:tab w:val="num" w:pos="643"/>
+        </w:tabs>
+        <w:ind w:left="643" w:hanging="360"/>
+      </w:pPr>
+      <w:rPr>
+        <w:rFonts w:ascii="Symbol" w:hAnsi="Symbol" w:hint="default"/>
+      </w:rPr>
+    </w:lvl>
+  </w:abstractNum>
+  <w:abstractNum w:abstractNumId="8" w15:restartNumberingAfterBreak="0">
+    <w:nsid w:val="FFFFFF88"/>
+    <w:multiLevelType w:val="singleLevel"/>
+    <w:tmpl w:val="2C0E7878"/>
+    <w:lvl w:ilvl="0">
+      <w:start w:val="1"/>
+      <w:numFmt w:val="decimal"/>
+      <w:lvlText w:val="%1."/>
+      <w:lvlJc w:val="left"/>
+      <w:pPr>
+        <w:tabs>
+          <w:tab w:val="num" w:pos="360"/>
+        </w:tabs>
+        <w:ind w:left="360" w:hanging="360"/>
+      </w:pPr>
+    </w:lvl>
+  </w:abstractNum>
+  <w:abstractNum w:abstractNumId="9" w15:restartNumberingAfterBreak="0">
+    <w:nsid w:val="FFFFFF89"/>
+    <w:multiLevelType w:val="singleLevel"/>
+    <w:tmpl w:val="B262C728"/>
+    <w:lvl w:ilvl="0">
+      <w:start w:val="1"/>
+      <w:numFmt w:val="bullet"/>
+      <w:lvlText w:val=""/>
+      <w:lvlJc w:val="left"/>
+      <w:pPr>
+        <w:tabs>
+          <w:tab w:val="num" w:pos="360"/>
+        </w:tabs>
+        <w:ind w:left="360" w:hanging="360"/>
+      </w:pPr>
+      <w:rPr>
+        <w:rFonts w:ascii="Symbol" w:hAnsi="Symbol" w:hint="default"/>
+      </w:rPr>
+    </w:lvl>
+  </w:abstractNum>
+  <w:abstractNum w:abstractNumId="10" w15:restartNumberingAfterBreak="0">
+    <w:nsid w:val="0000A990"/>
+    <w:multiLevelType w:val="multilevel"/>
+    <w:tmpl w:val="523C3C9C"/>
+    <w:lvl w:ilvl="0">
+      <w:numFmt w:val="bullet"/>
+      <w:lvlText w:val=" "/>
+      <w:lvlJc w:val="left"/>
+      <w:pPr>
+        <w:ind w:left="720" w:hanging="360"/>
+      </w:pPr>
+    </w:lvl>
+    <w:lvl w:ilvl="1">
+      <w:numFmt w:val="bullet"/>
+      <w:lvlText w:val=" "/>
+      <w:lvlJc w:val="left"/>
+      <w:pPr>
+        <w:ind w:left="1440" w:hanging="360"/>
+      </w:pPr>
+    </w:lvl>
+    <w:lvl w:ilvl="2">
+      <w:numFmt w:val="bullet"/>
+      <w:lvlText w:val=" "/>
+      <w:lvlJc w:val="left"/>
+      <w:pPr>
+        <w:ind w:left="2160" w:hanging="360"/>
+      </w:pPr>
+    </w:lvl>
+    <w:lvl w:ilvl="3">
+      <w:numFmt w:val="bullet"/>
+      <w:lvlText w:val=" "/>
+      <w:lvlJc w:val="left"/>
+      <w:pPr>
+        <w:ind w:left="2880" w:hanging="360"/>
+      </w:pPr>
+    </w:lvl>
+    <w:lvl w:ilvl="4">
+      <w:numFmt w:val="bullet"/>
+      <w:lvlText w:val=" "/>
+      <w:lvlJc w:val="left"/>
+      <w:pPr>
+        <w:ind w:left="3600" w:hanging="360"/>
+      </w:pPr>
+    </w:lvl>
+    <w:lvl w:ilvl="5">
+      <w:numFmt w:val="bullet"/>
+      <w:lvlText w:val=" "/>
+      <w:lvlJc w:val="left"/>
+      <w:pPr>
+        <w:ind w:left="4320" w:hanging="360"/>
+      </w:pPr>
+    </w:lvl>
+    <w:lvl w:ilvl="6">
+      <w:numFmt w:val="bullet"/>
+      <w:lvlText w:val=" "/>
+      <w:lvlJc w:val="left"/>
+      <w:pPr>
+        <w:ind w:left="5040" w:hanging="360"/>
+      </w:pPr>
+    </w:lvl>
+    <w:lvl w:ilvl="7">
+      <w:numFmt w:val="bullet"/>
+      <w:lvlText w:val=" "/>
+      <w:lvlJc w:val="left"/>
+      <w:pPr>
+        <w:ind w:left="5760" w:hanging="360"/>
+      </w:pPr>
+    </w:lvl>
+    <w:lvl w:ilvl="8">
+      <w:numFmt w:val="bullet"/>
+      <w:lvlText w:val=" "/>
+      <w:lvlJc w:val="left"/>
+      <w:pPr>
+        <w:ind w:left="6480" w:hanging="360"/>
+      </w:pPr>
+    </w:lvl>
+  </w:abstractNum>
+  <w:abstractNum w:abstractNumId="11" w15:restartNumberingAfterBreak="0">
+    <w:nsid w:val="0000A991"/>
+    <w:multiLevelType w:val="multilevel"/>
+    <w:tmpl w:val="8A0464B2"/>
+    <w:lvl w:ilvl="0">
+      <w:numFmt w:val="bullet"/>
+      <w:lvlText w:val=""/>
+      <w:lvlJc w:val="left"/>
+      <w:pPr>
+        <w:ind w:left="720" w:hanging="360"/>
+      </w:pPr>
+      <w:rPr>
+        <w:rFonts w:ascii="Symbol" w:hAnsi="Symbol" w:cs="Symbol" w:hint="default"/>
+      </w:rPr>
+    </w:lvl>
+    <w:lvl w:ilvl="1">
+      <w:numFmt w:val="bullet"/>
+      <w:lvlText w:val="o"/>
+      <w:lvlJc w:val="left"/>
+      <w:pPr>
+        <w:ind w:left="1440" w:hanging="360"/>
+      </w:pPr>
+      <w:rPr>
+        <w:rFonts w:ascii="Courier New" w:hAnsi="Courier New" w:cs="Courier New" w:hint="default"/>
+      </w:rPr>
+    </w:lvl>
+    <w:lvl w:ilvl="2">
+      <w:numFmt w:val="bullet"/>
+      <w:lvlText w:val=""/>
+      <w:lvlJc w:val="left"/>
+      <w:pPr>
+        <w:ind w:left="2160" w:hanging="360"/>
+      </w:pPr>
+      <w:rPr>
+        <w:rFonts w:ascii="Wingdings" w:hAnsi="Wingdings" w:cs="Wingdings" w:hint="default"/>
+      </w:rPr>
+    </w:lvl>
+    <w:lvl w:ilvl="3">
+      <w:numFmt w:val="bullet"/>
+      <w:lvlText w:val=""/>
+      <w:lvlJc w:val="left"/>
+      <w:pPr>
+        <w:ind w:left="2880" w:hanging="360"/>
+      </w:pPr>
+      <w:rPr>
+        <w:rFonts w:ascii="Symbol" w:hAnsi="Symbol" w:cs="Symbol" w:hint="default"/>
+      </w:rPr>
+    </w:lvl>
+    <w:lvl w:ilvl="4">
+      <w:numFmt w:val="bullet"/>
+      <w:lvlText w:val="o"/>
+      <w:lvlJc w:val="left"/>
+      <w:pPr>
+        <w:ind w:left="3600" w:hanging="360"/>
+      </w:pPr>
+      <w:rPr>
+        <w:rFonts w:ascii="Courier New" w:hAnsi="Courier New" w:cs="Courier New" w:hint="default"/>
+      </w:rPr>
+    </w:lvl>
+    <w:lvl w:ilvl="5">
+      <w:numFmt w:val="bullet"/>
+      <w:lvlText w:val=""/>
+      <w:lvlJc w:val="left"/>
+      <w:pPr>
+        <w:ind w:left="4320" w:hanging="360"/>
+      </w:pPr>
+      <w:rPr>
+        <w:rFonts w:ascii="Wingdings" w:hAnsi="Wingdings" w:cs="Wingdings" w:hint="default"/>
+      </w:rPr>
+    </w:lvl>
+    <w:lvl w:ilvl="6">
+      <w:numFmt w:val="bullet"/>
+      <w:lvlText w:val=""/>
+      <w:lvlJc w:val="left"/>
+      <w:pPr>
+        <w:ind w:left="5040" w:hanging="360"/>
+      </w:pPr>
+      <w:rPr>
+        <w:rFonts w:ascii="Symbol" w:hAnsi="Symbol" w:cs="Symbol" w:hint="default"/>
+      </w:rPr>
+    </w:lvl>
+    <w:lvl w:ilvl="7">
+      <w:numFmt w:val="bullet"/>
+      <w:lvlText w:val="o"/>
+      <w:lvlJc w:val="left"/>
+      <w:pPr>
+        <w:ind w:left="5760" w:hanging="360"/>
+      </w:pPr>
+      <w:rPr>
+        <w:rFonts w:ascii="Courier New" w:hAnsi="Courier New" w:cs="Courier New" w:hint="default"/>
+      </w:rPr>
+    </w:lvl>
+    <w:lvl w:ilvl="8">
+      <w:numFmt w:val="bullet"/>
+      <w:lvlText w:val=""/>
+      <w:lvlJc w:val="left"/>
+      <w:pPr>
+        <w:ind w:left="6480" w:hanging="360"/>
+      </w:pPr>
+      <w:rPr>
+        <w:rFonts w:ascii="Wingdings" w:hAnsi="Wingdings" w:cs="Wingdings" w:hint="default"/>
+      </w:rPr>
+    </w:lvl>
+  </w:abstractNum>
+  <w:abstractNum w:abstractNumId="12" w15:restartNumberingAfterBreak="0">
+    <w:nsid w:val="00A99411"/>
+    <w:multiLevelType w:val="multilevel"/>
+    <w:tmpl w:val="B57CF7E6"/>
+    <w:lvl w:ilvl="0">
+      <w:start w:val="1"/>
+      <w:numFmt w:val="decimal"/>
+      <w:lvlText w:val="%1."/>
+      <w:lvlJc w:val="left"/>
+      <w:pPr>
         <w:ind w:left="720" w:hanging="360"/>
       </w:pPr>
     </w:lvl>
@@ -902,10 +1370,10 @@
       </w:pPr>
     </w:lvl>
   </w:abstractNum>
-  <w:abstractNum w:abstractNumId="3" w15:restartNumberingAfterBreak="0">
+  <w:abstractNum w:abstractNumId="13" w15:restartNumberingAfterBreak="0">
     <w:nsid w:val="00A99413"/>
     <w:multiLevelType w:val="multilevel"/>
-    <w:tmpl w:val="D216273C"/>
+    <w:tmpl w:val="04B4F012"/>
     <w:lvl w:ilvl="0">
       <w:start w:val="3"/>
       <w:numFmt w:val="decimal"/>
@@ -916,13 +1384,16 @@
       </w:pPr>
     </w:lvl>
     <w:lvl w:ilvl="1">
-      <w:start w:val="3"/>
-      <w:numFmt w:val="decimal"/>
-      <w:lvlText w:val="%2."/>
+      <w:start w:val="1"/>
+      <w:numFmt w:val="bullet"/>
+      <w:lvlText w:val=""/>
       <w:lvlJc w:val="left"/>
       <w:pPr>
         <w:ind w:left="1440" w:hanging="360"/>
       </w:pPr>
+      <w:rPr>
+        <w:rFonts w:ascii="Symbol" w:hAnsi="Symbol" w:hint="default"/>
+      </w:rPr>
     </w:lvl>
     <w:lvl w:ilvl="2">
       <w:start w:val="3"/>
@@ -988,68 +1459,41 @@
       </w:pPr>
     </w:lvl>
   </w:abstractNum>
-  <w:num w:numId="1" w16cid:durableId="137697957">
-    <w:abstractNumId w:val="0"/>
+  <w:num w:numId="1" w16cid:durableId="1221088966">
+    <w:abstractNumId w:val="10"/>
   </w:num>
-  <w:num w:numId="2" w16cid:durableId="2083989694">
-    <w:abstractNumId w:val="1"/>
+  <w:num w:numId="2" w16cid:durableId="951673624">
+    <w:abstractNumId w:val="11"/>
   </w:num>
-  <w:num w:numId="3" w16cid:durableId="135950500">
-    <w:abstractNumId w:val="1"/>
+  <w:num w:numId="3" w16cid:durableId="805704736">
+    <w:abstractNumId w:val="11"/>
   </w:num>
-  <w:num w:numId="4" w16cid:durableId="231670646">
-    <w:abstractNumId w:val="1"/>
+  <w:num w:numId="4" w16cid:durableId="1112166580">
+    <w:abstractNumId w:val="11"/>
   </w:num>
-  <w:num w:numId="5" w16cid:durableId="1622150838">
-    <w:abstractNumId w:val="3"/>
-    <w:lvlOverride w:ilvl="0">
-      <w:startOverride w:val="3"/>
-    </w:lvlOverride>
-    <w:lvlOverride w:ilvl="1">
-      <w:startOverride w:val="3"/>
-    </w:lvlOverride>
-    <w:lvlOverride w:ilvl="2">
-      <w:startOverride w:val="3"/>
-    </w:lvlOverride>
-    <w:lvlOverride w:ilvl="3">
-      <w:startOverride w:val="3"/>
-    </w:lvlOverride>
-    <w:lvlOverride w:ilvl="4">
-      <w:startOverride w:val="3"/>
-    </w:lvlOverride>
-    <w:lvlOverride w:ilvl="5">
-      <w:startOverride w:val="3"/>
-    </w:lvlOverride>
-    <w:lvlOverride w:ilvl="6">
-      <w:startOverride w:val="3"/>
-    </w:lvlOverride>
-    <w:lvlOverride w:ilvl="7">
-      <w:startOverride w:val="3"/>
-    </w:lvlOverride>
-    <w:lvlOverride w:ilvl="8">
-      <w:startOverride w:val="3"/>
-    </w:lvlOverride>
+  <w:num w:numId="5" w16cid:durableId="739868461">
+    <w:abstractNumId w:val="13"/>
   </w:num>
-  <w:num w:numId="6" w16cid:durableId="571813167">
-    <w:abstractNumId w:val="1"/>
+  <w:num w:numId="6" w16cid:durableId="22682473">
+    <w:abstractNumId w:val="11"/>
   </w:num>
-  <w:num w:numId="7" w16cid:durableId="1357385436">
-    <w:abstractNumId w:val="1"/>
+  <w:num w:numId="7" w16cid:durableId="873079191">
+    <w:abstractNumId w:val="11"/>
   </w:num>
-  <w:num w:numId="8" w16cid:durableId="418258326">
-    <w:abstractNumId w:val="1"/>
+  <w:num w:numId="8" w16cid:durableId="2094206265">
+    <w:abstractNumId w:val="11"/>
   </w:num>
-  <w:num w:numId="9" w16cid:durableId="1396006511">
-    <w:abstractNumId w:val="1"/>
+  <w:num w:numId="9" w16cid:durableId="730620934">
+    <w:abstractNumId w:val="11"/>
   </w:num>
-  <w:num w:numId="10" w16cid:durableId="1593777211">
-    <w:abstractNumId w:val="1"/>
+  <w:num w:numId="10" w16cid:durableId="101268221">
+    <w:abstractNumId w:val="11"/>
   </w:num>
-  <w:num w:numId="11" w16cid:durableId="182482584">
-    <w:abstractNumId w:val="1"/>
+  <w:num w:numId="11" w16cid:durableId="524173423">
+    <w:abstractNumId w:val="11"/>
   </w:num>
-  <w:num w:numId="12" w16cid:durableId="162011728">
-    <w:abstractNumId w:val="2"/>
+  <w:num w:numId="12" w16cid:durableId="770786698">
+    <w:abstractNumId w:val="12"/>
     <w:lvlOverride w:ilvl="0">
       <w:startOverride w:val="1"/>
     </w:lvlOverride>
@@ -1077,6 +1521,36 @@
     <w:lvlOverride w:ilvl="8">
       <w:startOverride w:val="1"/>
     </w:lvlOverride>
+  </w:num>
+  <w:num w:numId="13" w16cid:durableId="507603408">
+    <w:abstractNumId w:val="8"/>
+  </w:num>
+  <w:num w:numId="14" w16cid:durableId="1463647411">
+    <w:abstractNumId w:val="3"/>
+  </w:num>
+  <w:num w:numId="15" w16cid:durableId="943072874">
+    <w:abstractNumId w:val="2"/>
+  </w:num>
+  <w:num w:numId="16" w16cid:durableId="721321919">
+    <w:abstractNumId w:val="1"/>
+  </w:num>
+  <w:num w:numId="17" w16cid:durableId="1442728205">
+    <w:abstractNumId w:val="0"/>
+  </w:num>
+  <w:num w:numId="18" w16cid:durableId="4404951">
+    <w:abstractNumId w:val="9"/>
+  </w:num>
+  <w:num w:numId="19" w16cid:durableId="600801152">
+    <w:abstractNumId w:val="7"/>
+  </w:num>
+  <w:num w:numId="20" w16cid:durableId="554897500">
+    <w:abstractNumId w:val="6"/>
+  </w:num>
+  <w:num w:numId="21" w16cid:durableId="1097409090">
+    <w:abstractNumId w:val="5"/>
+  </w:num>
+  <w:num w:numId="22" w16cid:durableId="789781703">
+    <w:abstractNumId w:val="4"/>
   </w:num>
 </w:numbering>
 </file>
@@ -1460,14 +1934,13 @@
     <w:next w:val="Corpsdetexte"/>
     <w:link w:val="Titre2Car"/>
     <w:uiPriority w:val="9"/>
-    <w:semiHidden/>
     <w:unhideWhenUsed/>
     <w:qFormat/>
-    <w:rsid w:val="00A10FD9"/>
+    <w:rsid w:val="00621B25"/>
     <w:pPr>
       <w:keepNext/>
       <w:keepLines/>
-      <w:spacing w:before="160" w:after="80"/>
+      <w:spacing w:before="480" w:after="120"/>
       <w:outlineLvl w:val="1"/>
     </w:pPr>
     <w:rPr>
@@ -1662,8 +2135,9 @@
   <w:style w:type="paragraph" w:styleId="Corpsdetexte">
     <w:name w:val="Body Text"/>
     <w:basedOn w:val="Normal"/>
+    <w:link w:val="CorpsdetexteCar"/>
     <w:qFormat/>
-    <w:rsid w:val="00234BB0"/>
+    <w:rsid w:val="00621B25"/>
     <w:pPr>
       <w:spacing w:before="180" w:after="180"/>
       <w:jc w:val="both"/>
@@ -1829,8 +2303,7 @@
     <w:basedOn w:val="Policepardfaut"/>
     <w:link w:val="Titre2"/>
     <w:uiPriority w:val="9"/>
-    <w:semiHidden/>
-    <w:rsid w:val="00A10FD9"/>
+    <w:rsid w:val="00621B25"/>
     <w:rPr>
       <w:rFonts w:asciiTheme="majorHAnsi" w:eastAsiaTheme="majorEastAsia" w:hAnsiTheme="majorHAnsi" w:cstheme="majorBidi"/>
       <w:color w:val="0F4761" w:themeColor="accent1" w:themeShade="BF"/>
@@ -2382,6 +2855,52 @@
       <w:rFonts w:ascii="Consolas" w:hAnsi="Consolas"/>
       <w:sz w:val="22"/>
     </w:rPr>
+  </w:style>
+  <w:style w:type="paragraph" w:styleId="En-tte">
+    <w:name w:val="header"/>
+    <w:basedOn w:val="Normal"/>
+    <w:link w:val="En-tteCar"/>
+    <w:unhideWhenUsed/>
+    <w:rsid w:val="000A17CF"/>
+    <w:pPr>
+      <w:tabs>
+        <w:tab w:val="center" w:pos="4536"/>
+        <w:tab w:val="right" w:pos="9072"/>
+      </w:tabs>
+      <w:spacing w:after="0"/>
+    </w:pPr>
+  </w:style>
+  <w:style w:type="character" w:customStyle="1" w:styleId="CorpsdetexteCar">
+    <w:name w:val="Corps de texte Car"/>
+    <w:basedOn w:val="Policepardfaut"/>
+    <w:link w:val="Corpsdetexte"/>
+    <w:rsid w:val="00621B25"/>
+  </w:style>
+  <w:style w:type="character" w:customStyle="1" w:styleId="En-tteCar">
+    <w:name w:val="En-tête Car"/>
+    <w:basedOn w:val="Policepardfaut"/>
+    <w:link w:val="En-tte"/>
+    <w:rsid w:val="000A17CF"/>
+  </w:style>
+  <w:style w:type="paragraph" w:styleId="Pieddepage">
+    <w:name w:val="footer"/>
+    <w:basedOn w:val="Normal"/>
+    <w:link w:val="PieddepageCar"/>
+    <w:unhideWhenUsed/>
+    <w:rsid w:val="000A17CF"/>
+    <w:pPr>
+      <w:tabs>
+        <w:tab w:val="center" w:pos="4536"/>
+        <w:tab w:val="right" w:pos="9072"/>
+      </w:tabs>
+      <w:spacing w:after="0"/>
+    </w:pPr>
+  </w:style>
+  <w:style w:type="character" w:customStyle="1" w:styleId="PieddepageCar">
+    <w:name w:val="Pied de page Car"/>
+    <w:basedOn w:val="Policepardfaut"/>
+    <w:link w:val="Pieddepage"/>
+    <w:rsid w:val="000A17CF"/>
   </w:style>
 </w:styles>
 </file>
